--- a/artifacts/DI_summary.docx
+++ b/artifacts/DI_summary.docx
@@ -588,7 +588,7 @@
                 <w:szCs w:val="22"/>
                 <w:color w:val="000000"/>
               </w:rPr>
-              <w:t xml:space="preserve">89.66%</w:t>
+              <w:t xml:space="preserve">88.22%</w:t>
             </w:r>
           </w:p>
         </w:tc>
@@ -698,7 +698,7 @@
                 <w:szCs w:val="22"/>
                 <w:color w:val="000000"/>
               </w:rPr>
-              <w:t xml:space="preserve">87.29%</w:t>
+              <w:t xml:space="preserve">85.13%</w:t>
             </w:r>
           </w:p>
         </w:tc>
@@ -753,7 +753,7 @@
                 <w:szCs w:val="22"/>
                 <w:color w:val="000000"/>
               </w:rPr>
-              <w:t xml:space="preserve">0.974</w:t>
+              <w:t xml:space="preserve">0.965</w:t>
             </w:r>
           </w:p>
         </w:tc>
@@ -808,7 +808,7 @@
                 <w:szCs w:val="22"/>
                 <w:color w:val="000000"/>
               </w:rPr>
-              <w:t xml:space="preserve">[0.931, 0.998]</w:t>
+              <w:t xml:space="preserve">[0.921, 0.998]</w:t>
             </w:r>
           </w:p>
         </w:tc>

--- a/artifacts/DI_summary.docx
+++ b/artifacts/DI_summary.docx
@@ -588,7 +588,7 @@
                 <w:szCs w:val="22"/>
                 <w:color w:val="000000"/>
               </w:rPr>
-              <w:t xml:space="preserve">88.22%</w:t>
+              <w:t xml:space="preserve">85.19%</w:t>
             </w:r>
           </w:p>
         </w:tc>
@@ -698,7 +698,7 @@
                 <w:szCs w:val="22"/>
                 <w:color w:val="000000"/>
               </w:rPr>
-              <w:t xml:space="preserve">85.13%</w:t>
+              <w:t xml:space="preserve">84.11%</w:t>
             </w:r>
           </w:p>
         </w:tc>
@@ -753,7 +753,7 @@
                 <w:szCs w:val="22"/>
                 <w:color w:val="000000"/>
               </w:rPr>
-              <w:t xml:space="preserve">0.965</w:t>
+              <w:t xml:space="preserve">0.987</w:t>
             </w:r>
           </w:p>
         </w:tc>
@@ -808,7 +808,7 @@
                 <w:szCs w:val="22"/>
                 <w:color w:val="000000"/>
               </w:rPr>
-              <w:t xml:space="preserve">[0.921, 0.998]</w:t>
+              <w:t xml:space="preserve">[0.935, 0.999]</w:t>
             </w:r>
           </w:p>
         </w:tc>
